--- a/RadityaNathaAzra_TUKTI_23.docx
+++ b/RadityaNathaAzra_TUKTI_23.docx
@@ -443,7 +443,7 @@
               <w:rPr>
                 <w:sz w:val="18"/>
               </w:rPr>
-              <w:t>Hanya 1 akun administrator</w:t>
+              <w:t>Akun Administrator</w:t>
             </w:r>
           </w:p>
         </w:tc>
@@ -469,7 +469,7 @@
               <w:rPr>
                 <w:sz w:val="18"/>
               </w:rPr>
-              <w:t>Single role: admin (username: admin, password: admin123)</w:t>
+              <w:t>Role: administrator (email: wadir3@poliban.ac.id &amp; kabagakademik@poliban.ac.id, password: admin123)</w:t>
             </w:r>
           </w:p>
         </w:tc>
@@ -5186,7 +5186,7 @@
               <w:rPr>
                 <w:sz w:val="18"/>
               </w:rPr>
-              <w:t>admin / admin123</w:t>
+              <w:t>wadir3@poliban.ac.id / admin123</w:t>
             </w:r>
           </w:p>
         </w:tc>
@@ -6559,13 +6559,59 @@
         <w:t>node screenshot.cjs</w:t>
         <w:br/>
         <w:br/>
-        <w:t># Akses aplikasi</w:t>
+        <w:t># Akses Login</w:t>
         <w:br/>
-        <w:t># URL  : http://localhost:8005/login</w:t>
+        <w:t># Wakil Direktur III (Administrator):</w:t>
         <w:br/>
-        <w:t># User : admin</w:t>
+        <w:t># Email: wadir3@poliban.ac.id | Pass: admin123</w:t>
         <w:br/>
-        <w:t># Pass : admin123</w:t>
+        <w:t>#</w:t>
+        <w:br/>
+        <w:t># Kepala Bagian Akademik (Administrator):</w:t>
+        <w:br/>
+        <w:t># Email: kabagakademik@poliban.ac.id | Pass: admin123</w:t>
+        <w:br/>
+        <w:t>#</w:t>
+        <w:br/>
+        <w:t># Ketua UKM Wasi Putih (Pengurus):</w:t>
+        <w:br/>
+        <w:t># Email: ketua1@poliban.ac.id | Pass: mahasiswa123</w:t>
+        <w:br/>
+        <w:t>#</w:t>
+        <w:br/>
+        <w:t># Sekretaris UKM Wasi Putih (Pengurus):</w:t>
+        <w:br/>
+        <w:t># Email: sekretaris1@poliban.ac.id | Pass: mahasiswa123</w:t>
+        <w:br/>
+        <w:t>#</w:t>
+        <w:br/>
+        <w:t># Ketua UKM Music Generation (Pengurus):</w:t>
+        <w:br/>
+        <w:t># Email: ketua2@poliban.ac.id | Pass: mahasiswa123</w:t>
+        <w:br/>
+        <w:t>#</w:t>
+        <w:br/>
+        <w:t># Sekretaris UKM Music Generation (Pengurus):</w:t>
+        <w:br/>
+        <w:t># Email: sekretaris2@poliban.ac.id | Pass: mahasiswa123</w:t>
+        <w:br/>
+        <w:t>#</w:t>
+        <w:br/>
+        <w:t># Ketua UKM Basket (Pengurus):</w:t>
+        <w:br/>
+        <w:t># Email: ketua3@poliban.ac.id | Pass: mahasiswa123</w:t>
+        <w:br/>
+        <w:t>#</w:t>
+        <w:br/>
+        <w:t># Sekretaris UKM Basket (Pengurus):</w:t>
+        <w:br/>
+        <w:t># Email: sekretaris3@poliban.ac.id | Pass: mahasiswa123</w:t>
+        <w:br/>
+        <w:t>#</w:t>
+        <w:br/>
+        <w:t># Anggota UKM (Mahasiswa):</w:t>
+        <w:br/>
+        <w:t># Email: anggota1@poliban.ac.id (dan anggota2, anggota3) | Pass: mahasiswa123</w:t>
       </w:r>
     </w:p>
     <w:p>
